--- a/Informe/Guion_exposición-Claudia-.docx
+++ b/Informe/Guion_exposición-Claudia-.docx
@@ -210,7 +210,52 @@
           <w:sz w:val="22"/>
           <w:szCs w:val="22"/>
         </w:rPr>
-        <w:t>al conocido sesgo del «condicionamiento por collider» o la paradoja de Berkson. En este contexto, la variable "observación del tumor" actúa como un col</w:t>
+        <w:t xml:space="preserve">al conocido sesgo del «condicionamiento por </w:t>
+      </w:r>
+      <w:proofErr w:type="spellStart"/>
+      <w:r>
+        <w:rPr>
+          <w:rFonts w:ascii="Calibri" w:hAnsi="Calibri" w:cs="Calibri"/>
+          <w:sz w:val="22"/>
+          <w:szCs w:val="22"/>
+        </w:rPr>
+        <w:t>collider</w:t>
+      </w:r>
+      <w:proofErr w:type="spellEnd"/>
+      <w:r>
+        <w:rPr>
+          <w:rFonts w:ascii="Calibri" w:hAnsi="Calibri" w:cs="Calibri"/>
+          <w:sz w:val="22"/>
+          <w:szCs w:val="22"/>
+        </w:rPr>
+        <w:t xml:space="preserve">» o la paradoja de </w:t>
+      </w:r>
+      <w:proofErr w:type="spellStart"/>
+      <w:r>
+        <w:rPr>
+          <w:rFonts w:ascii="Calibri" w:hAnsi="Calibri" w:cs="Calibri"/>
+          <w:sz w:val="22"/>
+          <w:szCs w:val="22"/>
+        </w:rPr>
+        <w:t>Berkson</w:t>
+      </w:r>
+      <w:proofErr w:type="spellEnd"/>
+      <w:r>
+        <w:rPr>
+          <w:rFonts w:ascii="Calibri" w:hAnsi="Calibri" w:cs="Calibri"/>
+          <w:sz w:val="22"/>
+          <w:szCs w:val="22"/>
+        </w:rPr>
+        <w:t xml:space="preserve">. En este contexto, la variable "observación del tumor" actúa como un </w:t>
+      </w:r>
+      <w:proofErr w:type="spellStart"/>
+      <w:r>
+        <w:rPr>
+          <w:rFonts w:ascii="Calibri" w:hAnsi="Calibri" w:cs="Calibri"/>
+          <w:sz w:val="22"/>
+          <w:szCs w:val="22"/>
+        </w:rPr>
+        <w:t>col</w:t>
       </w:r>
       <w:r>
         <w:rPr>
@@ -220,6 +265,7 @@
         </w:rPr>
         <w:t>lider</w:t>
       </w:r>
+      <w:proofErr w:type="spellEnd"/>
       <w:r>
         <w:rPr>
           <w:rFonts w:ascii="Calibri" w:hAnsi="Calibri" w:cs="Calibri"/>
@@ -328,13 +374,23 @@
         </w:rPr>
         <w:t>Θ</w:t>
       </w:r>
-      <w:r>
-        <w:rPr>
-          <w:rFonts w:ascii="Calibri" w:hAnsi="Calibri" w:cs="Calibri"/>
-          <w:sz w:val="22"/>
-          <w:szCs w:val="22"/>
-        </w:rPr>
-        <w:t xml:space="preserve">ii y las interacciones entre eventos </w:t>
+      <w:proofErr w:type="spellStart"/>
+      <w:r>
+        <w:rPr>
+          <w:rFonts w:ascii="Calibri" w:hAnsi="Calibri" w:cs="Calibri"/>
+          <w:sz w:val="22"/>
+          <w:szCs w:val="22"/>
+        </w:rPr>
+        <w:t>ii</w:t>
+      </w:r>
+      <w:proofErr w:type="spellEnd"/>
+      <w:r>
+        <w:rPr>
+          <w:rFonts w:ascii="Calibri" w:hAnsi="Calibri" w:cs="Calibri"/>
+          <w:sz w:val="22"/>
+          <w:szCs w:val="22"/>
+        </w:rPr>
+        <w:t xml:space="preserve"> y las interacciones entre eventos </w:t>
       </w:r>
       <w:r>
         <w:rPr>
@@ -344,13 +400,23 @@
         </w:rPr>
         <w:t>Θ</w:t>
       </w:r>
-      <w:r>
-        <w:rPr>
-          <w:rFonts w:ascii="Calibri" w:hAnsi="Calibri" w:cs="Calibri"/>
-          <w:sz w:val="22"/>
-          <w:szCs w:val="22"/>
-        </w:rPr>
-        <w:t xml:space="preserve">ij. La matriz </w:t>
+      <w:proofErr w:type="spellStart"/>
+      <w:r>
+        <w:rPr>
+          <w:rFonts w:ascii="Calibri" w:hAnsi="Calibri" w:cs="Calibri"/>
+          <w:sz w:val="22"/>
+          <w:szCs w:val="22"/>
+        </w:rPr>
+        <w:t>ij</w:t>
+      </w:r>
+      <w:proofErr w:type="spellEnd"/>
+      <w:r>
+        <w:rPr>
+          <w:rFonts w:ascii="Calibri" w:hAnsi="Calibri" w:cs="Calibri"/>
+          <w:sz w:val="22"/>
+          <w:szCs w:val="22"/>
+        </w:rPr>
+        <w:t xml:space="preserve">. La matriz </w:t>
       </w:r>
       <w:r>
         <w:rPr>
@@ -400,13 +466,23 @@
         </w:rPr>
         <w:t>Θ</w:t>
       </w:r>
-      <w:r>
-        <w:rPr>
-          <w:rFonts w:ascii="Calibri" w:hAnsi="Calibri" w:cs="Calibri"/>
-          <w:sz w:val="22"/>
-          <w:szCs w:val="22"/>
-        </w:rPr>
-        <w:t>ij representa el impacto directo del evento j</w:t>
+      <w:proofErr w:type="spellStart"/>
+      <w:r>
+        <w:rPr>
+          <w:rFonts w:ascii="Calibri" w:hAnsi="Calibri" w:cs="Calibri"/>
+          <w:sz w:val="22"/>
+          <w:szCs w:val="22"/>
+        </w:rPr>
+        <w:t>ij</w:t>
+      </w:r>
+      <w:proofErr w:type="spellEnd"/>
+      <w:r>
+        <w:rPr>
+          <w:rFonts w:ascii="Calibri" w:hAnsi="Calibri" w:cs="Calibri"/>
+          <w:sz w:val="22"/>
+          <w:szCs w:val="22"/>
+        </w:rPr>
+        <w:t xml:space="preserve"> representa el impacto directo del evento j</w:t>
       </w:r>
       <w:r>
         <w:rPr>
@@ -422,7 +498,7 @@
           <w:sz w:val="22"/>
           <w:szCs w:val="22"/>
         </w:rPr>
-        <w:t>sobre el evento i en términos del riesgo o probabilidad de un evento perjudicial. La diagonal representa los riesgos sin considerar interdependencias.</w:t>
+        <w:t>sobre el evento i en términos del riesgo. La diagonal representa los riesgos sin considerar interdependencias.</w:t>
       </w:r>
     </w:p>
     <w:p>
@@ -440,7 +516,25 @@
           <w:sz w:val="22"/>
           <w:szCs w:val="22"/>
         </w:rPr>
-        <w:t>El nuevo modelo oMHN incorpora explícitamente el evento de observación en la red causal como un evento adicional</w:t>
+        <w:t xml:space="preserve">El nuevo modelo </w:t>
+      </w:r>
+      <w:proofErr w:type="spellStart"/>
+      <w:r>
+        <w:rPr>
+          <w:rFonts w:ascii="Calibri" w:hAnsi="Calibri" w:cs="Calibri"/>
+          <w:sz w:val="22"/>
+          <w:szCs w:val="22"/>
+        </w:rPr>
+        <w:t>oMHN</w:t>
+      </w:r>
+      <w:proofErr w:type="spellEnd"/>
+      <w:r>
+        <w:rPr>
+          <w:rFonts w:ascii="Calibri" w:hAnsi="Calibri" w:cs="Calibri"/>
+          <w:sz w:val="22"/>
+          <w:szCs w:val="22"/>
+        </w:rPr>
+        <w:t xml:space="preserve"> incorpora explícitamente el evento de observación en la red causal como un evento adicional</w:t>
       </w:r>
       <w:r>
         <w:rPr>
@@ -546,7 +640,25 @@
           <w:sz w:val="22"/>
           <w:szCs w:val="22"/>
         </w:rPr>
-        <w:t>Estos modelos trabajan con datos transversales, es decir, diferentes sujetos son tomados en tiempos diferentes (independientes). Estos datos se recogen en una matriz binaria en la cual las filas representan pacientes o sujetos y las columnas genes/SNPs/etc. Cada celda puede contener un 1 si el evento está presente o un 0 si</w:t>
+        <w:t>Estos modelos trabajan con datos transversales, es decir, diferentes sujetos son tomados en tiempos diferentes (independientes). Estos datos se recogen en una matriz binaria en la cual las filas representan pacientes o sujetos y las columnas genes/</w:t>
+      </w:r>
+      <w:proofErr w:type="spellStart"/>
+      <w:r>
+        <w:rPr>
+          <w:rFonts w:ascii="Calibri" w:hAnsi="Calibri" w:cs="Calibri"/>
+          <w:sz w:val="22"/>
+          <w:szCs w:val="22"/>
+        </w:rPr>
+        <w:t>SNPs</w:t>
+      </w:r>
+      <w:proofErr w:type="spellEnd"/>
+      <w:r>
+        <w:rPr>
+          <w:rFonts w:ascii="Calibri" w:hAnsi="Calibri" w:cs="Calibri"/>
+          <w:sz w:val="22"/>
+          <w:szCs w:val="22"/>
+        </w:rPr>
+        <w:t>/etc. Cada celda puede contener un 1 si el evento está presente o un 0 si</w:t>
       </w:r>
       <w:r>
         <w:rPr>
@@ -555,6 +667,32 @@
           <w:szCs w:val="22"/>
         </w:rPr>
         <w:t>no lo está.</w:t>
+      </w:r>
+    </w:p>
+    <w:p>
+      <w:pPr>
+        <w:jc w:val="both"/>
+        <w:rPr>
+          <w:rFonts w:ascii="Calibri" w:hAnsi="Calibri" w:cs="Calibri"/>
+          <w:sz w:val="22"/>
+          <w:szCs w:val="22"/>
+        </w:rPr>
+      </w:pPr>
+      <w:r>
+        <w:rPr>
+          <w:rFonts w:ascii="Calibri" w:hAnsi="Calibri" w:cs="Calibri"/>
+          <w:sz w:val="22"/>
+          <w:szCs w:val="22"/>
+        </w:rPr>
+        <w:t>Tanto en Python como en R existen dos paquetes que nos permiten poder realizar modelo MHN. Pasamos a analizar cada uno de ellos</w:t>
+      </w:r>
+      <w:r>
+        <w:rPr>
+          <w:rFonts w:ascii="Calibri" w:hAnsi="Calibri" w:cs="Calibri"/>
+          <w:sz w:val="22"/>
+          <w:szCs w:val="22"/>
+        </w:rPr>
+        <w:t>.</w:t>
       </w:r>
     </w:p>
     <w:p>
@@ -606,7 +744,6 @@
           <w:sz w:val="28"/>
           <w:szCs w:val="28"/>
         </w:rPr>
-        <w:lastRenderedPageBreak/>
         <w:t>FUNCIONALIDADES PYTHON</w:t>
       </w:r>
     </w:p>
@@ -625,15 +762,87 @@
           <w:sz w:val="22"/>
           <w:szCs w:val="22"/>
         </w:rPr>
-        <w:t>El módulo mhn de Python</w:t>
-      </w:r>
-      <w:r>
-        <w:rPr>
-          <w:rFonts w:ascii="Calibri" w:hAnsi="Calibri" w:cs="Calibri"/>
-          <w:sz w:val="22"/>
-          <w:szCs w:val="22"/>
-        </w:rPr>
-        <w:t xml:space="preserve"> permiten calcular tanto el modelo cMHN como el corregido oMHN, para ello escogemos la función optimizer e indica</w:t>
+        <w:t xml:space="preserve">El módulo </w:t>
+      </w:r>
+      <w:proofErr w:type="spellStart"/>
+      <w:r>
+        <w:rPr>
+          <w:rFonts w:ascii="Calibri" w:hAnsi="Calibri" w:cs="Calibri"/>
+          <w:sz w:val="22"/>
+          <w:szCs w:val="22"/>
+        </w:rPr>
+        <w:t>mhn</w:t>
+      </w:r>
+      <w:proofErr w:type="spellEnd"/>
+      <w:r>
+        <w:rPr>
+          <w:rFonts w:ascii="Calibri" w:hAnsi="Calibri" w:cs="Calibri"/>
+          <w:sz w:val="22"/>
+          <w:szCs w:val="22"/>
+        </w:rPr>
+        <w:t xml:space="preserve"> de Python</w:t>
+      </w:r>
+      <w:r>
+        <w:rPr>
+          <w:rFonts w:ascii="Calibri" w:hAnsi="Calibri" w:cs="Calibri"/>
+          <w:sz w:val="22"/>
+          <w:szCs w:val="22"/>
+        </w:rPr>
+        <w:t xml:space="preserve"> permiten calcular tanto el modelo </w:t>
+      </w:r>
+      <w:proofErr w:type="spellStart"/>
+      <w:r>
+        <w:rPr>
+          <w:rFonts w:ascii="Calibri" w:hAnsi="Calibri" w:cs="Calibri"/>
+          <w:sz w:val="22"/>
+          <w:szCs w:val="22"/>
+        </w:rPr>
+        <w:t>cMHN</w:t>
+      </w:r>
+      <w:proofErr w:type="spellEnd"/>
+      <w:r>
+        <w:rPr>
+          <w:rFonts w:ascii="Calibri" w:hAnsi="Calibri" w:cs="Calibri"/>
+          <w:sz w:val="22"/>
+          <w:szCs w:val="22"/>
+        </w:rPr>
+        <w:t xml:space="preserve"> como el corregido </w:t>
+      </w:r>
+      <w:proofErr w:type="spellStart"/>
+      <w:r>
+        <w:rPr>
+          <w:rFonts w:ascii="Calibri" w:hAnsi="Calibri" w:cs="Calibri"/>
+          <w:sz w:val="22"/>
+          <w:szCs w:val="22"/>
+        </w:rPr>
+        <w:t>oMHN</w:t>
+      </w:r>
+      <w:proofErr w:type="spellEnd"/>
+      <w:r>
+        <w:rPr>
+          <w:rFonts w:ascii="Calibri" w:hAnsi="Calibri" w:cs="Calibri"/>
+          <w:sz w:val="22"/>
+          <w:szCs w:val="22"/>
+        </w:rPr>
+        <w:t xml:space="preserve">, para ello escogemos la función </w:t>
+      </w:r>
+      <w:proofErr w:type="spellStart"/>
+      <w:r>
+        <w:rPr>
+          <w:rFonts w:ascii="Calibri" w:hAnsi="Calibri" w:cs="Calibri"/>
+          <w:sz w:val="22"/>
+          <w:szCs w:val="22"/>
+        </w:rPr>
+        <w:t>optimizer</w:t>
+      </w:r>
+      <w:proofErr w:type="spellEnd"/>
+      <w:r>
+        <w:rPr>
+          <w:rFonts w:ascii="Calibri" w:hAnsi="Calibri" w:cs="Calibri"/>
+          <w:sz w:val="22"/>
+          <w:szCs w:val="22"/>
+        </w:rPr>
+        <w:t xml:space="preserve"> e indica</w:t>
       </w:r>
       <w:r>
         <w:rPr>
@@ -649,7 +858,43 @@
           <w:sz w:val="22"/>
           <w:szCs w:val="22"/>
         </w:rPr>
-        <w:t xml:space="preserve"> cuál usaremos: cMHNOptimizer u oMHNOptimizer.</w:t>
+        <w:t xml:space="preserve"> cuál usaremos: </w:t>
+      </w:r>
+      <w:proofErr w:type="spellStart"/>
+      <w:r>
+        <w:rPr>
+          <w:rFonts w:ascii="Calibri" w:hAnsi="Calibri" w:cs="Calibri"/>
+          <w:sz w:val="22"/>
+          <w:szCs w:val="22"/>
+        </w:rPr>
+        <w:t>cMHNOptimizer</w:t>
+      </w:r>
+      <w:proofErr w:type="spellEnd"/>
+      <w:r>
+        <w:rPr>
+          <w:rFonts w:ascii="Calibri" w:hAnsi="Calibri" w:cs="Calibri"/>
+          <w:sz w:val="22"/>
+          <w:szCs w:val="22"/>
+        </w:rPr>
+        <w:t xml:space="preserve"> u </w:t>
+      </w:r>
+      <w:proofErr w:type="spellStart"/>
+      <w:r>
+        <w:rPr>
+          <w:rFonts w:ascii="Calibri" w:hAnsi="Calibri" w:cs="Calibri"/>
+          <w:sz w:val="22"/>
+          <w:szCs w:val="22"/>
+        </w:rPr>
+        <w:t>oMHNOptimizer</w:t>
+      </w:r>
+      <w:proofErr w:type="spellEnd"/>
+      <w:r>
+        <w:rPr>
+          <w:rFonts w:ascii="Calibri" w:hAnsi="Calibri" w:cs="Calibri"/>
+          <w:sz w:val="22"/>
+          <w:szCs w:val="22"/>
+        </w:rPr>
+        <w:t>.</w:t>
       </w:r>
     </w:p>
     <w:p>
@@ -691,31 +936,95 @@
           <w:sz w:val="22"/>
           <w:szCs w:val="22"/>
         </w:rPr>
-        <w:t xml:space="preserve"> de matriz binaria, la cual se puede importar con el módulo pandas y la función load</w:t>
-      </w:r>
-      <w:r>
-        <w:rPr>
-          <w:rFonts w:ascii="Calibri" w:hAnsi="Calibri" w:cs="Calibri"/>
-          <w:sz w:val="22"/>
-          <w:szCs w:val="22"/>
-        </w:rPr>
-        <w:t>_data_matrix</w:t>
-      </w:r>
-      <w:r>
-        <w:rPr>
-          <w:rFonts w:ascii="Calibri" w:hAnsi="Calibri" w:cs="Calibri"/>
-          <w:sz w:val="22"/>
-          <w:szCs w:val="22"/>
-        </w:rPr>
-        <w:t xml:space="preserve">() o, en caso de que esté en un fichero csv, directamente </w:t>
-      </w:r>
-      <w:r>
-        <w:rPr>
-          <w:rFonts w:ascii="Calibri" w:hAnsi="Calibri" w:cs="Calibri"/>
-          <w:sz w:val="22"/>
-          <w:szCs w:val="22"/>
-        </w:rPr>
-        <w:t>con load_data_from_csv().</w:t>
+        <w:t xml:space="preserve"> de matriz binaria, la cual se puede importar con el módulo pandas y la función </w:t>
+      </w:r>
+      <w:proofErr w:type="spellStart"/>
+      <w:r>
+        <w:rPr>
+          <w:rFonts w:ascii="Calibri" w:hAnsi="Calibri" w:cs="Calibri"/>
+          <w:sz w:val="22"/>
+          <w:szCs w:val="22"/>
+        </w:rPr>
+        <w:t>load</w:t>
+      </w:r>
+      <w:r>
+        <w:rPr>
+          <w:rFonts w:ascii="Calibri" w:hAnsi="Calibri" w:cs="Calibri"/>
+          <w:sz w:val="22"/>
+          <w:szCs w:val="22"/>
+        </w:rPr>
+        <w:t>_data_</w:t>
+      </w:r>
+      <w:proofErr w:type="gramStart"/>
+      <w:r>
+        <w:rPr>
+          <w:rFonts w:ascii="Calibri" w:hAnsi="Calibri" w:cs="Calibri"/>
+          <w:sz w:val="22"/>
+          <w:szCs w:val="22"/>
+        </w:rPr>
+        <w:t>matrix</w:t>
+      </w:r>
+      <w:proofErr w:type="spellEnd"/>
+      <w:r>
+        <w:rPr>
+          <w:rFonts w:ascii="Calibri" w:hAnsi="Calibri" w:cs="Calibri"/>
+          <w:sz w:val="22"/>
+          <w:szCs w:val="22"/>
+        </w:rPr>
+        <w:t>(</w:t>
+      </w:r>
+      <w:proofErr w:type="gramEnd"/>
+      <w:r>
+        <w:rPr>
+          <w:rFonts w:ascii="Calibri" w:hAnsi="Calibri" w:cs="Calibri"/>
+          <w:sz w:val="22"/>
+          <w:szCs w:val="22"/>
+        </w:rPr>
+        <w:t xml:space="preserve">) o, en caso de que esté en un fichero </w:t>
+      </w:r>
+      <w:proofErr w:type="spellStart"/>
+      <w:r>
+        <w:rPr>
+          <w:rFonts w:ascii="Calibri" w:hAnsi="Calibri" w:cs="Calibri"/>
+          <w:sz w:val="22"/>
+          <w:szCs w:val="22"/>
+        </w:rPr>
+        <w:t>csv</w:t>
+      </w:r>
+      <w:proofErr w:type="spellEnd"/>
+      <w:r>
+        <w:rPr>
+          <w:rFonts w:ascii="Calibri" w:hAnsi="Calibri" w:cs="Calibri"/>
+          <w:sz w:val="22"/>
+          <w:szCs w:val="22"/>
+        </w:rPr>
+        <w:t xml:space="preserve">, directamente </w:t>
+      </w:r>
+      <w:r>
+        <w:rPr>
+          <w:rFonts w:ascii="Calibri" w:hAnsi="Calibri" w:cs="Calibri"/>
+          <w:sz w:val="22"/>
+          <w:szCs w:val="22"/>
+        </w:rPr>
+        <w:t xml:space="preserve">con </w:t>
+      </w:r>
+      <w:proofErr w:type="spellStart"/>
+      <w:r>
+        <w:rPr>
+          <w:rFonts w:ascii="Calibri" w:hAnsi="Calibri" w:cs="Calibri"/>
+          <w:sz w:val="22"/>
+          <w:szCs w:val="22"/>
+        </w:rPr>
+        <w:t>load_data_from_csv</w:t>
+      </w:r>
+      <w:proofErr w:type="spellEnd"/>
+      <w:r>
+        <w:rPr>
+          <w:rFonts w:ascii="Calibri" w:hAnsi="Calibri" w:cs="Calibri"/>
+          <w:sz w:val="22"/>
+          <w:szCs w:val="22"/>
+        </w:rPr>
+        <w:t>().</w:t>
       </w:r>
     </w:p>
     <w:p>
@@ -765,7 +1074,43 @@
           <w:sz w:val="22"/>
           <w:szCs w:val="22"/>
         </w:rPr>
-        <w:t xml:space="preserve"> con la función set_penalty() que nos permite escoger entre</w:t>
+        <w:t xml:space="preserve"> con la función </w:t>
+      </w:r>
+      <w:proofErr w:type="spellStart"/>
+      <w:r>
+        <w:rPr>
+          <w:rFonts w:ascii="Calibri" w:hAnsi="Calibri" w:cs="Calibri"/>
+          <w:sz w:val="22"/>
+          <w:szCs w:val="22"/>
+        </w:rPr>
+        <w:t>set_</w:t>
+      </w:r>
+      <w:proofErr w:type="gramStart"/>
+      <w:r>
+        <w:rPr>
+          <w:rFonts w:ascii="Calibri" w:hAnsi="Calibri" w:cs="Calibri"/>
+          <w:sz w:val="22"/>
+          <w:szCs w:val="22"/>
+        </w:rPr>
+        <w:t>penalty</w:t>
+      </w:r>
+      <w:proofErr w:type="spellEnd"/>
+      <w:r>
+        <w:rPr>
+          <w:rFonts w:ascii="Calibri" w:hAnsi="Calibri" w:cs="Calibri"/>
+          <w:sz w:val="22"/>
+          <w:szCs w:val="22"/>
+        </w:rPr>
+        <w:t>(</w:t>
+      </w:r>
+      <w:proofErr w:type="gramEnd"/>
+      <w:r>
+        <w:rPr>
+          <w:rFonts w:ascii="Calibri" w:hAnsi="Calibri" w:cs="Calibri"/>
+          <w:sz w:val="22"/>
+          <w:szCs w:val="22"/>
+        </w:rPr>
+        <w:t>) que nos permite escoger entre</w:t>
       </w:r>
       <w:r>
         <w:rPr>
@@ -871,15 +1216,43 @@
           <w:sz w:val="22"/>
           <w:szCs w:val="22"/>
         </w:rPr>
-        <w:t>con la función lambda_from_cv</w:t>
-      </w:r>
-      <w:r>
-        <w:rPr>
-          <w:rFonts w:ascii="Calibri" w:hAnsi="Calibri" w:cs="Calibri"/>
-          <w:sz w:val="22"/>
-          <w:szCs w:val="22"/>
-        </w:rPr>
-        <w:t xml:space="preserve">() </w:t>
+        <w:t xml:space="preserve">con la función </w:t>
+      </w:r>
+      <w:proofErr w:type="spellStart"/>
+      <w:r>
+        <w:rPr>
+          <w:rFonts w:ascii="Calibri" w:hAnsi="Calibri" w:cs="Calibri"/>
+          <w:sz w:val="22"/>
+          <w:szCs w:val="22"/>
+        </w:rPr>
+        <w:t>lambda_from_</w:t>
+      </w:r>
+      <w:proofErr w:type="gramStart"/>
+      <w:r>
+        <w:rPr>
+          <w:rFonts w:ascii="Calibri" w:hAnsi="Calibri" w:cs="Calibri"/>
+          <w:sz w:val="22"/>
+          <w:szCs w:val="22"/>
+        </w:rPr>
+        <w:t>cv</w:t>
+      </w:r>
+      <w:proofErr w:type="spellEnd"/>
+      <w:r>
+        <w:rPr>
+          <w:rFonts w:ascii="Calibri" w:hAnsi="Calibri" w:cs="Calibri"/>
+          <w:sz w:val="22"/>
+          <w:szCs w:val="22"/>
+        </w:rPr>
+        <w:t>(</w:t>
+      </w:r>
+      <w:proofErr w:type="gramEnd"/>
+      <w:r>
+        <w:rPr>
+          <w:rFonts w:ascii="Calibri" w:hAnsi="Calibri" w:cs="Calibri"/>
+          <w:sz w:val="22"/>
+          <w:szCs w:val="22"/>
+        </w:rPr>
+        <w:t xml:space="preserve">) </w:t>
       </w:r>
       <w:r>
         <w:rPr>
@@ -959,7 +1332,25 @@
           <w:sz w:val="22"/>
           <w:szCs w:val="22"/>
         </w:rPr>
-        <w:t xml:space="preserve">Para ello indicamos los siguientes hiperparámetros: </w:t>
+        <w:t xml:space="preserve">Para ello indicamos los siguientes </w:t>
+      </w:r>
+      <w:proofErr w:type="spellStart"/>
+      <w:r>
+        <w:rPr>
+          <w:rFonts w:ascii="Calibri" w:hAnsi="Calibri" w:cs="Calibri"/>
+          <w:sz w:val="22"/>
+          <w:szCs w:val="22"/>
+        </w:rPr>
+        <w:t>hiperparámetros</w:t>
+      </w:r>
+      <w:proofErr w:type="spellEnd"/>
+      <w:r>
+        <w:rPr>
+          <w:rFonts w:ascii="Calibri" w:hAnsi="Calibri" w:cs="Calibri"/>
+          <w:sz w:val="22"/>
+          <w:szCs w:val="22"/>
+        </w:rPr>
+        <w:t xml:space="preserve">: </w:t>
       </w:r>
       <w:r>
         <w:rPr>
@@ -983,7 +1374,25 @@
           <w:sz w:val="22"/>
           <w:szCs w:val="22"/>
         </w:rPr>
-        <w:t xml:space="preserve">la cantidad de pasos que hay que dar entre estos límites y la cantidad de folds en que se quieren dividir los datos para la validación cruzada. </w:t>
+        <w:t xml:space="preserve">la cantidad de pasos que hay que dar entre estos límites y la cantidad de </w:t>
+      </w:r>
+      <w:proofErr w:type="spellStart"/>
+      <w:r>
+        <w:rPr>
+          <w:rFonts w:ascii="Calibri" w:hAnsi="Calibri" w:cs="Calibri"/>
+          <w:sz w:val="22"/>
+          <w:szCs w:val="22"/>
+        </w:rPr>
+        <w:t>folds</w:t>
+      </w:r>
+      <w:proofErr w:type="spellEnd"/>
+      <w:r>
+        <w:rPr>
+          <w:rFonts w:ascii="Calibri" w:hAnsi="Calibri" w:cs="Calibri"/>
+          <w:sz w:val="22"/>
+          <w:szCs w:val="22"/>
+        </w:rPr>
+        <w:t xml:space="preserve"> en que se quieren dividir los datos para la validación cruzada. </w:t>
       </w:r>
     </w:p>
     <w:p>
@@ -1017,15 +1426,35 @@
           <w:sz w:val="22"/>
           <w:szCs w:val="22"/>
         </w:rPr>
-        <w:t xml:space="preserve"> empleando la función train</w:t>
-      </w:r>
-      <w:r>
-        <w:rPr>
-          <w:rFonts w:ascii="Calibri" w:hAnsi="Calibri" w:cs="Calibri"/>
-          <w:sz w:val="22"/>
-          <w:szCs w:val="22"/>
-        </w:rPr>
-        <w:t>()</w:t>
+        <w:t xml:space="preserve"> empleando la función </w:t>
+      </w:r>
+      <w:proofErr w:type="spellStart"/>
+      <w:proofErr w:type="gramStart"/>
+      <w:r>
+        <w:rPr>
+          <w:rFonts w:ascii="Calibri" w:hAnsi="Calibri" w:cs="Calibri"/>
+          <w:sz w:val="22"/>
+          <w:szCs w:val="22"/>
+        </w:rPr>
+        <w:t>train</w:t>
+      </w:r>
+      <w:proofErr w:type="spellEnd"/>
+      <w:r>
+        <w:rPr>
+          <w:rFonts w:ascii="Calibri" w:hAnsi="Calibri" w:cs="Calibri"/>
+          <w:sz w:val="22"/>
+          <w:szCs w:val="22"/>
+        </w:rPr>
+        <w:t>(</w:t>
+      </w:r>
+      <w:proofErr w:type="gramEnd"/>
+      <w:r>
+        <w:rPr>
+          <w:rFonts w:ascii="Calibri" w:hAnsi="Calibri" w:cs="Calibri"/>
+          <w:sz w:val="22"/>
+          <w:szCs w:val="22"/>
+        </w:rPr>
+        <w:t>)</w:t>
       </w:r>
       <w:r>
         <w:rPr>
@@ -1057,7 +1486,25 @@
           <w:sz w:val="22"/>
           <w:szCs w:val="22"/>
         </w:rPr>
-        <w:t xml:space="preserve">resultados se pueden guardar en formato csv </w:t>
+        <w:t xml:space="preserve">resultados se pueden guardar en formato </w:t>
+      </w:r>
+      <w:proofErr w:type="spellStart"/>
+      <w:r>
+        <w:rPr>
+          <w:rFonts w:ascii="Calibri" w:hAnsi="Calibri" w:cs="Calibri"/>
+          <w:sz w:val="22"/>
+          <w:szCs w:val="22"/>
+        </w:rPr>
+        <w:t>csv</w:t>
+      </w:r>
+      <w:proofErr w:type="spellEnd"/>
+      <w:r>
+        <w:rPr>
+          <w:rFonts w:ascii="Calibri" w:hAnsi="Calibri" w:cs="Calibri"/>
+          <w:sz w:val="22"/>
+          <w:szCs w:val="22"/>
+        </w:rPr>
+        <w:t xml:space="preserve"> </w:t>
       </w:r>
       <w:r>
         <w:rPr>
@@ -1073,8 +1520,38 @@
           <w:sz w:val="22"/>
           <w:szCs w:val="22"/>
         </w:rPr>
-        <w:t xml:space="preserve"> json con result.save</w:t>
-      </w:r>
+        <w:t xml:space="preserve"> </w:t>
+      </w:r>
+      <w:proofErr w:type="spellStart"/>
+      <w:r>
+        <w:rPr>
+          <w:rFonts w:ascii="Calibri" w:hAnsi="Calibri" w:cs="Calibri"/>
+          <w:sz w:val="22"/>
+          <w:szCs w:val="22"/>
+        </w:rPr>
+        <w:t>json</w:t>
+      </w:r>
+      <w:proofErr w:type="spellEnd"/>
+      <w:r>
+        <w:rPr>
+          <w:rFonts w:ascii="Calibri" w:hAnsi="Calibri" w:cs="Calibri"/>
+          <w:sz w:val="22"/>
+          <w:szCs w:val="22"/>
+        </w:rPr>
+        <w:t xml:space="preserve"> con </w:t>
+      </w:r>
+      <w:proofErr w:type="spellStart"/>
+      <w:proofErr w:type="gramStart"/>
+      <w:r>
+        <w:rPr>
+          <w:rFonts w:ascii="Calibri" w:hAnsi="Calibri" w:cs="Calibri"/>
+          <w:sz w:val="22"/>
+          <w:szCs w:val="22"/>
+        </w:rPr>
+        <w:t>result.save</w:t>
+      </w:r>
+      <w:proofErr w:type="spellEnd"/>
+      <w:proofErr w:type="gramEnd"/>
       <w:r>
         <w:rPr>
           <w:rFonts w:ascii="Calibri" w:hAnsi="Calibri" w:cs="Calibri"/>
@@ -1818,6 +2295,7 @@
   <w:style w:type="character" w:default="1" w:styleId="Fuentedeprrafopredeter">
     <w:name w:val="Default Paragraph Font"/>
     <w:uiPriority w:val="1"/>
+    <w:semiHidden/>
     <w:unhideWhenUsed/>
   </w:style>
   <w:style w:type="table" w:default="1" w:styleId="Tablanormal">

--- a/Informe/Guion_exposición-Claudia-.docx
+++ b/Informe/Guion_exposición-Claudia-.docx
@@ -1,6 +1,6 @@
 
 <file path=word/document.xml><?xml version="1.0" encoding="utf-8"?>
-<w:document xmlns:wpc="http://schemas.microsoft.com/office/word/2010/wordprocessingCanvas" xmlns:cx="http://schemas.microsoft.com/office/drawing/2014/chartex" xmlns:cx1="http://schemas.microsoft.com/office/drawing/2015/9/8/chartex" xmlns:cx2="http://schemas.microsoft.com/office/drawing/2015/10/21/chartex" xmlns:cx3="http://schemas.microsoft.com/office/drawing/2016/5/9/chartex" xmlns:cx4="http://schemas.microsoft.com/office/drawing/2016/5/10/chartex" xmlns:cx5="http://schemas.microsoft.com/office/drawing/2016/5/11/chartex" xmlns:cx6="http://schemas.microsoft.com/office/drawing/2016/5/12/chartex" xmlns:cx7="http://schemas.microsoft.com/office/drawing/2016/5/13/chartex" xmlns:cx8="http://schemas.microsoft.com/office/drawing/2016/5/14/chartex" xmlns:mc="http://schemas.openxmlformats.org/markup-compatibility/2006" xmlns:aink="http://schemas.microsoft.com/office/drawing/2016/ink" xmlns:am3d="http://schemas.microsoft.com/office/drawing/2017/model3d" xmlns:o="urn:schemas-microsoft-com:office:office" xmlns:oel="http://schemas.microsoft.com/office/2019/extlst" xmlns:r="http://schemas.openxmlformats.org/officeDocument/2006/relationships" xmlns:m="http://schemas.openxmlformats.org/officeDocument/2006/math" xmlns:v="urn:schemas-microsoft-com:vml" xmlns:wp14="http://schemas.microsoft.com/office/word/2010/wordprocessingDrawing" xmlns:wp="http://schemas.openxmlformats.org/drawingml/2006/wordprocessingDrawing" xmlns:w10="urn:schemas-microsoft-com:office:word" xmlns:w="http://schemas.openxmlformats.org/wordprocessingml/2006/main" xmlns:w14="http://schemas.microsoft.com/office/word/2010/wordml" xmlns:w15="http://schemas.microsoft.com/office/word/2012/wordml" xmlns:w16cex="http://schemas.microsoft.com/office/word/2018/wordml/cex" xmlns:w16cid="http://schemas.microsoft.com/office/word/2016/wordml/cid" xmlns:w16="http://schemas.microsoft.com/office/word/2018/wordml" xmlns:w16du="http://schemas.microsoft.com/office/word/2023/wordml/word16du" xmlns:w16sdtdh="http://schemas.microsoft.com/office/word/2020/wordml/sdtdatahash" xmlns:w16se="http://schemas.microsoft.com/office/word/2015/wordml/symex" xmlns:wpg="http://schemas.microsoft.com/office/word/2010/wordprocessingGroup" xmlns:wpi="http://schemas.microsoft.com/office/word/2010/wordprocessingInk" xmlns:wne="http://schemas.microsoft.com/office/word/2006/wordml" xmlns:wps="http://schemas.microsoft.com/office/word/2010/wordprocessingShape" mc:Ignorable="w14 w15 w16se w16cid w16 w16cex w16sdtdh w16du wp14">
+<w:document xmlns:wpc="http://schemas.microsoft.com/office/word/2010/wordprocessingCanvas" xmlns:cx="http://schemas.microsoft.com/office/drawing/2014/chartex" xmlns:cx1="http://schemas.microsoft.com/office/drawing/2015/9/8/chartex" xmlns:cx2="http://schemas.microsoft.com/office/drawing/2015/10/21/chartex" xmlns:cx3="http://schemas.microsoft.com/office/drawing/2016/5/9/chartex" xmlns:cx4="http://schemas.microsoft.com/office/drawing/2016/5/10/chartex" xmlns:cx5="http://schemas.microsoft.com/office/drawing/2016/5/11/chartex" xmlns:cx6="http://schemas.microsoft.com/office/drawing/2016/5/12/chartex" xmlns:cx7="http://schemas.microsoft.com/office/drawing/2016/5/13/chartex" xmlns:cx8="http://schemas.microsoft.com/office/drawing/2016/5/14/chartex" xmlns:mc="http://schemas.openxmlformats.org/markup-compatibility/2006" xmlns:aink="http://schemas.microsoft.com/office/drawing/2016/ink" xmlns:am3d="http://schemas.microsoft.com/office/drawing/2017/model3d" xmlns:o="urn:schemas-microsoft-com:office:office" xmlns:oel="http://schemas.microsoft.com/office/2019/extlst" xmlns:r="http://schemas.openxmlformats.org/officeDocument/2006/relationships" xmlns:m="http://schemas.openxmlformats.org/officeDocument/2006/math" xmlns:v="urn:schemas-microsoft-com:vml" xmlns:wp14="http://schemas.microsoft.com/office/word/2010/wordprocessingDrawing" xmlns:wp="http://schemas.openxmlformats.org/drawingml/2006/wordprocessingDrawing" xmlns:w10="urn:schemas-microsoft-com:office:word" xmlns:w="http://schemas.openxmlformats.org/wordprocessingml/2006/main" xmlns:w14="http://schemas.microsoft.com/office/word/2010/wordml" xmlns:w15="http://schemas.microsoft.com/office/word/2012/wordml" xmlns:w16cex="http://schemas.microsoft.com/office/word/2018/wordml/cex" xmlns:w16cid="http://schemas.microsoft.com/office/word/2016/wordml/cid" xmlns:w16="http://schemas.microsoft.com/office/word/2018/wordml" xmlns:w16du="http://schemas.microsoft.com/office/word/2023/wordml/word16du" xmlns:w16sdtdh="http://schemas.microsoft.com/office/word/2020/wordml/sdtdatahash" xmlns:w16sdtfl="http://schemas.microsoft.com/office/word/2024/wordml/sdtformatlock" xmlns:w16se="http://schemas.microsoft.com/office/word/2015/wordml/symex" xmlns:wpg="http://schemas.microsoft.com/office/word/2010/wordprocessingGroup" xmlns:wpi="http://schemas.microsoft.com/office/word/2010/wordprocessingInk" xmlns:wne="http://schemas.microsoft.com/office/word/2006/wordml" xmlns:wps="http://schemas.microsoft.com/office/word/2010/wordprocessingShape" mc:Ignorable="w14 w15 w16se w16cid w16 w16cex w16sdtdh w16sdtfl w16du wp14">
   <w:body>
     <w:p>
       <w:pPr>
@@ -98,6 +98,7 @@
         </w:rPr>
         <w:t>determinístico</w:t>
       </w:r>
+      <w:commentRangeStart w:id="0"/>
       <w:r>
         <w:rPr>
           <w:rFonts w:ascii="Calibri" w:hAnsi="Calibri" w:cs="Calibri"/>
@@ -113,6 +114,13 @@
           <w:szCs w:val="22"/>
         </w:rPr>
         <w:t xml:space="preserve"> </w:t>
+      </w:r>
+      <w:commentRangeEnd w:id="0"/>
+      <w:r>
+        <w:rPr>
+          <w:rStyle w:val="Refdecomentario"/>
+        </w:rPr>
+        <w:commentReference w:id="0"/>
       </w:r>
       <w:r>
         <w:rPr>
@@ -364,7 +372,16 @@
           <w:sz w:val="22"/>
           <w:szCs w:val="22"/>
         </w:rPr>
-        <w:t xml:space="preserve">que representan las tasas base </w:t>
+        <w:t xml:space="preserve">que representan las </w:t>
+      </w:r>
+      <w:commentRangeStart w:id="1"/>
+      <w:r>
+        <w:rPr>
+          <w:rFonts w:ascii="Calibri" w:hAnsi="Calibri" w:cs="Calibri"/>
+          <w:sz w:val="22"/>
+          <w:szCs w:val="22"/>
+        </w:rPr>
+        <w:t xml:space="preserve">tasas base </w:t>
       </w:r>
       <w:r>
         <w:rPr>
@@ -409,7 +426,14 @@
         </w:rPr>
         <w:t>ij</w:t>
       </w:r>
+      <w:commentRangeEnd w:id="1"/>
       <w:proofErr w:type="spellEnd"/>
+      <w:r>
+        <w:rPr>
+          <w:rStyle w:val="Refdecomentario"/>
+        </w:rPr>
+        <w:commentReference w:id="1"/>
+      </w:r>
       <w:r>
         <w:rPr>
           <w:rFonts w:ascii="Calibri" w:hAnsi="Calibri" w:cs="Calibri"/>
@@ -1572,8 +1596,66 @@
 </w:document>
 </file>
 
+<file path=word/comments.xml><?xml version="1.0" encoding="utf-8"?>
+<w:comments xmlns:wpc="http://schemas.microsoft.com/office/word/2010/wordprocessingCanvas" xmlns:cx="http://schemas.microsoft.com/office/drawing/2014/chartex" xmlns:cx1="http://schemas.microsoft.com/office/drawing/2015/9/8/chartex" xmlns:cx2="http://schemas.microsoft.com/office/drawing/2015/10/21/chartex" xmlns:cx3="http://schemas.microsoft.com/office/drawing/2016/5/9/chartex" xmlns:cx4="http://schemas.microsoft.com/office/drawing/2016/5/10/chartex" xmlns:cx5="http://schemas.microsoft.com/office/drawing/2016/5/11/chartex" xmlns:cx6="http://schemas.microsoft.com/office/drawing/2016/5/12/chartex" xmlns:cx7="http://schemas.microsoft.com/office/drawing/2016/5/13/chartex" xmlns:cx8="http://schemas.microsoft.com/office/drawing/2016/5/14/chartex" xmlns:mc="http://schemas.openxmlformats.org/markup-compatibility/2006" xmlns:aink="http://schemas.microsoft.com/office/drawing/2016/ink" xmlns:am3d="http://schemas.microsoft.com/office/drawing/2017/model3d" xmlns:o="urn:schemas-microsoft-com:office:office" xmlns:oel="http://schemas.microsoft.com/office/2019/extlst" xmlns:r="http://schemas.openxmlformats.org/officeDocument/2006/relationships" xmlns:m="http://schemas.openxmlformats.org/officeDocument/2006/math" xmlns:v="urn:schemas-microsoft-com:vml" xmlns:wp14="http://schemas.microsoft.com/office/word/2010/wordprocessingDrawing" xmlns:wp="http://schemas.openxmlformats.org/drawingml/2006/wordprocessingDrawing" xmlns:w10="urn:schemas-microsoft-com:office:word" xmlns:w="http://schemas.openxmlformats.org/wordprocessingml/2006/main" xmlns:w14="http://schemas.microsoft.com/office/word/2010/wordml" xmlns:w15="http://schemas.microsoft.com/office/word/2012/wordml" xmlns:w16cex="http://schemas.microsoft.com/office/word/2018/wordml/cex" xmlns:w16cid="http://schemas.microsoft.com/office/word/2016/wordml/cid" xmlns:w16="http://schemas.microsoft.com/office/word/2018/wordml" xmlns:w16du="http://schemas.microsoft.com/office/word/2023/wordml/word16du" xmlns:w16sdtdh="http://schemas.microsoft.com/office/word/2020/wordml/sdtdatahash" xmlns:w16sdtfl="http://schemas.microsoft.com/office/word/2024/wordml/sdtformatlock" xmlns:w16se="http://schemas.microsoft.com/office/word/2015/wordml/symex" xmlns:wpg="http://schemas.microsoft.com/office/word/2010/wordprocessingGroup" xmlns:wpi="http://schemas.microsoft.com/office/word/2010/wordprocessingInk" xmlns:wne="http://schemas.microsoft.com/office/word/2006/wordml" xmlns:wps="http://schemas.microsoft.com/office/word/2010/wordprocessingShape" mc:Ignorable="w14 w15 w16se w16cid w16 w16cex w16sdtdh w16sdtfl w16du wp14">
+  <w:comment w:id="0" w:author="Sandra Mingo Ramírez" w:date="2025-01-05T20:53:00Z" w:initials="SM">
+    <w:p>
+      <w:pPr>
+        <w:pStyle w:val="Textocomentario"/>
+      </w:pPr>
+      <w:r>
+        <w:rPr>
+          <w:rStyle w:val="Refdecomentario"/>
+        </w:rPr>
+        <w:annotationRef/>
+      </w:r>
+      <w:r>
+        <w:t>¿No es lo mismo que dices en la frase anterior?</w:t>
+      </w:r>
+    </w:p>
+  </w:comment>
+  <w:comment w:id="1" w:author="Sandra Mingo Ramírez" w:date="2025-01-05T20:56:00Z" w:initials="SM">
+    <w:p>
+      <w:pPr>
+        <w:pStyle w:val="Textocomentario"/>
+      </w:pPr>
+      <w:r>
+        <w:rPr>
+          <w:rStyle w:val="Refdecomentario"/>
+        </w:rPr>
+        <w:annotationRef/>
+      </w:r>
+      <w:r>
+        <w:t>Yo quizás no entraría en lo de Theta_ii y Theta_ij porque se pueden liar, si no que pondría una matriz Q en las diapositivas y señalaría las celdas correspondientes o algo así, por ahorrar confusión</w:t>
+      </w:r>
+    </w:p>
+  </w:comment>
+</w:comments>
+</file>
+
+<file path=word/commentsExtended.xml><?xml version="1.0" encoding="utf-8"?>
+<w15:commentsEx xmlns:wpc="http://schemas.microsoft.com/office/word/2010/wordprocessingCanvas" xmlns:cx="http://schemas.microsoft.com/office/drawing/2014/chartex" xmlns:cx1="http://schemas.microsoft.com/office/drawing/2015/9/8/chartex" xmlns:cx2="http://schemas.microsoft.com/office/drawing/2015/10/21/chartex" xmlns:cx3="http://schemas.microsoft.com/office/drawing/2016/5/9/chartex" xmlns:cx4="http://schemas.microsoft.com/office/drawing/2016/5/10/chartex" xmlns:cx5="http://schemas.microsoft.com/office/drawing/2016/5/11/chartex" xmlns:cx6="http://schemas.microsoft.com/office/drawing/2016/5/12/chartex" xmlns:cx7="http://schemas.microsoft.com/office/drawing/2016/5/13/chartex" xmlns:cx8="http://schemas.microsoft.com/office/drawing/2016/5/14/chartex" xmlns:mc="http://schemas.openxmlformats.org/markup-compatibility/2006" xmlns:aink="http://schemas.microsoft.com/office/drawing/2016/ink" xmlns:am3d="http://schemas.microsoft.com/office/drawing/2017/model3d" xmlns:o="urn:schemas-microsoft-com:office:office" xmlns:oel="http://schemas.microsoft.com/office/2019/extlst" xmlns:r="http://schemas.openxmlformats.org/officeDocument/2006/relationships" xmlns:m="http://schemas.openxmlformats.org/officeDocument/2006/math" xmlns:v="urn:schemas-microsoft-com:vml" xmlns:wp14="http://schemas.microsoft.com/office/word/2010/wordprocessingDrawing" xmlns:wp="http://schemas.openxmlformats.org/drawingml/2006/wordprocessingDrawing" xmlns:w10="urn:schemas-microsoft-com:office:word" xmlns:w="http://schemas.openxmlformats.org/wordprocessingml/2006/main" xmlns:w14="http://schemas.microsoft.com/office/word/2010/wordml" xmlns:w15="http://schemas.microsoft.com/office/word/2012/wordml" xmlns:w16cex="http://schemas.microsoft.com/office/word/2018/wordml/cex" xmlns:w16cid="http://schemas.microsoft.com/office/word/2016/wordml/cid" xmlns:w16="http://schemas.microsoft.com/office/word/2018/wordml" xmlns:w16du="http://schemas.microsoft.com/office/word/2023/wordml/word16du" xmlns:w16sdtdh="http://schemas.microsoft.com/office/word/2020/wordml/sdtdatahash" xmlns:w16sdtfl="http://schemas.microsoft.com/office/word/2024/wordml/sdtformatlock" xmlns:w16se="http://schemas.microsoft.com/office/word/2015/wordml/symex" xmlns:wpg="http://schemas.microsoft.com/office/word/2010/wordprocessingGroup" xmlns:wpi="http://schemas.microsoft.com/office/word/2010/wordprocessingInk" xmlns:wne="http://schemas.microsoft.com/office/word/2006/wordml" xmlns:wps="http://schemas.microsoft.com/office/word/2010/wordprocessingShape" mc:Ignorable="w14 w15 w16se w16cid w16 w16cex w16sdtdh w16sdtfl w16du wp14">
+  <w15:commentEx w15:paraId="4BD02AE6" w15:done="0"/>
+  <w15:commentEx w15:paraId="0780C4BF" w15:done="0"/>
+</w15:commentsEx>
+</file>
+
+<file path=word/commentsExtensible.xml><?xml version="1.0" encoding="utf-8"?>
+<w16cex:commentsExtensible xmlns:wpc="http://schemas.microsoft.com/office/word/2010/wordprocessingCanvas" xmlns:cx="http://schemas.microsoft.com/office/drawing/2014/chartex" xmlns:cx1="http://schemas.microsoft.com/office/drawing/2015/9/8/chartex" xmlns:cx2="http://schemas.microsoft.com/office/drawing/2015/10/21/chartex" xmlns:cx3="http://schemas.microsoft.com/office/drawing/2016/5/9/chartex" xmlns:cx4="http://schemas.microsoft.com/office/drawing/2016/5/10/chartex" xmlns:cx5="http://schemas.microsoft.com/office/drawing/2016/5/11/chartex" xmlns:cx6="http://schemas.microsoft.com/office/drawing/2016/5/12/chartex" xmlns:cx7="http://schemas.microsoft.com/office/drawing/2016/5/13/chartex" xmlns:cx8="http://schemas.microsoft.com/office/drawing/2016/5/14/chartex" xmlns:cr="http://schemas.microsoft.com/office/comments/2020/reactions" xmlns:mc="http://schemas.openxmlformats.org/markup-compatibility/2006" xmlns:aink="http://schemas.microsoft.com/office/drawing/2016/ink" xmlns:am3d="http://schemas.microsoft.com/office/drawing/2017/model3d" xmlns:o="urn:schemas-microsoft-com:office:office" xmlns:oel="http://schemas.microsoft.com/office/2019/extlst" xmlns:r="http://schemas.openxmlformats.org/officeDocument/2006/relationships" xmlns:m="http://schemas.openxmlformats.org/officeDocument/2006/math" xmlns:v="urn:schemas-microsoft-com:vml" xmlns:wp14="http://schemas.microsoft.com/office/word/2010/wordprocessingDrawing" xmlns:wp="http://schemas.openxmlformats.org/drawingml/2006/wordprocessingDrawing" xmlns:w10="urn:schemas-microsoft-com:office:word" xmlns:w="http://schemas.openxmlformats.org/wordprocessingml/2006/main" xmlns:w14="http://schemas.microsoft.com/office/word/2010/wordml" xmlns:w15="http://schemas.microsoft.com/office/word/2012/wordml" xmlns:w16cex="http://schemas.microsoft.com/office/word/2018/wordml/cex" xmlns:w16cid="http://schemas.microsoft.com/office/word/2016/wordml/cid" xmlns:w16="http://schemas.microsoft.com/office/word/2018/wordml" xmlns:w16du="http://schemas.microsoft.com/office/word/2023/wordml/word16du" xmlns:w16sdtdh="http://schemas.microsoft.com/office/word/2020/wordml/sdtdatahash" xmlns:w16sdtfl="http://schemas.microsoft.com/office/word/2024/wordml/sdtformatlock" xmlns:w16se="http://schemas.microsoft.com/office/word/2015/wordml/symex" xmlns:wpg="http://schemas.microsoft.com/office/word/2010/wordprocessingGroup" xmlns:wpi="http://schemas.microsoft.com/office/word/2010/wordprocessingInk" xmlns:wne="http://schemas.microsoft.com/office/word/2006/wordml" xmlns:wps="http://schemas.microsoft.com/office/word/2010/wordprocessingShape" mc:Ignorable="w14 w15 w16se w16cid w16 w16cex w16sdtdh w16sdtfl cr w16du wp14">
+  <w16cex:commentExtensible w16cex:durableId="5B11D124" w16cex:dateUtc="2025-01-05T19:53:00Z"/>
+  <w16cex:commentExtensible w16cex:durableId="7A622C2A" w16cex:dateUtc="2025-01-05T19:56:00Z"/>
+</w16cex:commentsExtensible>
+</file>
+
+<file path=word/commentsIds.xml><?xml version="1.0" encoding="utf-8"?>
+<w16cid:commentsIds xmlns:wpc="http://schemas.microsoft.com/office/word/2010/wordprocessingCanvas" xmlns:cx="http://schemas.microsoft.com/office/drawing/2014/chartex" xmlns:cx1="http://schemas.microsoft.com/office/drawing/2015/9/8/chartex" xmlns:cx2="http://schemas.microsoft.com/office/drawing/2015/10/21/chartex" xmlns:cx3="http://schemas.microsoft.com/office/drawing/2016/5/9/chartex" xmlns:cx4="http://schemas.microsoft.com/office/drawing/2016/5/10/chartex" xmlns:cx5="http://schemas.microsoft.com/office/drawing/2016/5/11/chartex" xmlns:cx6="http://schemas.microsoft.com/office/drawing/2016/5/12/chartex" xmlns:cx7="http://schemas.microsoft.com/office/drawing/2016/5/13/chartex" xmlns:cx8="http://schemas.microsoft.com/office/drawing/2016/5/14/chartex" xmlns:mc="http://schemas.openxmlformats.org/markup-compatibility/2006" xmlns:aink="http://schemas.microsoft.com/office/drawing/2016/ink" xmlns:am3d="http://schemas.microsoft.com/office/drawing/2017/model3d" xmlns:o="urn:schemas-microsoft-com:office:office" xmlns:oel="http://schemas.microsoft.com/office/2019/extlst" xmlns:r="http://schemas.openxmlformats.org/officeDocument/2006/relationships" xmlns:m="http://schemas.openxmlformats.org/officeDocument/2006/math" xmlns:v="urn:schemas-microsoft-com:vml" xmlns:wp14="http://schemas.microsoft.com/office/word/2010/wordprocessingDrawing" xmlns:wp="http://schemas.openxmlformats.org/drawingml/2006/wordprocessingDrawing" xmlns:w10="urn:schemas-microsoft-com:office:word" xmlns:w="http://schemas.openxmlformats.org/wordprocessingml/2006/main" xmlns:w14="http://schemas.microsoft.com/office/word/2010/wordml" xmlns:w15="http://schemas.microsoft.com/office/word/2012/wordml" xmlns:w16cex="http://schemas.microsoft.com/office/word/2018/wordml/cex" xmlns:w16cid="http://schemas.microsoft.com/office/word/2016/wordml/cid" xmlns:w16="http://schemas.microsoft.com/office/word/2018/wordml" xmlns:w16du="http://schemas.microsoft.com/office/word/2023/wordml/word16du" xmlns:w16sdtdh="http://schemas.microsoft.com/office/word/2020/wordml/sdtdatahash" xmlns:w16sdtfl="http://schemas.microsoft.com/office/word/2024/wordml/sdtformatlock" xmlns:w16se="http://schemas.microsoft.com/office/word/2015/wordml/symex" xmlns:wpg="http://schemas.microsoft.com/office/word/2010/wordprocessingGroup" xmlns:wpi="http://schemas.microsoft.com/office/word/2010/wordprocessingInk" xmlns:wne="http://schemas.microsoft.com/office/word/2006/wordml" xmlns:wps="http://schemas.microsoft.com/office/word/2010/wordprocessingShape" mc:Ignorable="w14 w15 w16se w16cid w16 w16cex w16sdtdh w16sdtfl w16du wp14">
+  <w16cid:commentId w16cid:paraId="4BD02AE6" w16cid:durableId="5B11D124"/>
+  <w16cid:commentId w16cid:paraId="0780C4BF" w16cid:durableId="7A622C2A"/>
+</w16cid:commentsIds>
+</file>
+
 <file path=word/numbering.xml><?xml version="1.0" encoding="utf-8"?>
-<w:numbering xmlns:wpc="http://schemas.microsoft.com/office/word/2010/wordprocessingCanvas" xmlns:cx="http://schemas.microsoft.com/office/drawing/2014/chartex" xmlns:cx1="http://schemas.microsoft.com/office/drawing/2015/9/8/chartex" xmlns:cx2="http://schemas.microsoft.com/office/drawing/2015/10/21/chartex" xmlns:cx3="http://schemas.microsoft.com/office/drawing/2016/5/9/chartex" xmlns:cx4="http://schemas.microsoft.com/office/drawing/2016/5/10/chartex" xmlns:cx5="http://schemas.microsoft.com/office/drawing/2016/5/11/chartex" xmlns:cx6="http://schemas.microsoft.com/office/drawing/2016/5/12/chartex" xmlns:cx7="http://schemas.microsoft.com/office/drawing/2016/5/13/chartex" xmlns:cx8="http://schemas.microsoft.com/office/drawing/2016/5/14/chartex" xmlns:mc="http://schemas.openxmlformats.org/markup-compatibility/2006" xmlns:aink="http://schemas.microsoft.com/office/drawing/2016/ink" xmlns:am3d="http://schemas.microsoft.com/office/drawing/2017/model3d" xmlns:o="urn:schemas-microsoft-com:office:office" xmlns:oel="http://schemas.microsoft.com/office/2019/extlst" xmlns:r="http://schemas.openxmlformats.org/officeDocument/2006/relationships" xmlns:m="http://schemas.openxmlformats.org/officeDocument/2006/math" xmlns:v="urn:schemas-microsoft-com:vml" xmlns:wp14="http://schemas.microsoft.com/office/word/2010/wordprocessingDrawing" xmlns:wp="http://schemas.openxmlformats.org/drawingml/2006/wordprocessingDrawing" xmlns:w10="urn:schemas-microsoft-com:office:word" xmlns:w="http://schemas.openxmlformats.org/wordprocessingml/2006/main" xmlns:w14="http://schemas.microsoft.com/office/word/2010/wordml" xmlns:w15="http://schemas.microsoft.com/office/word/2012/wordml" xmlns:w16cex="http://schemas.microsoft.com/office/word/2018/wordml/cex" xmlns:w16cid="http://schemas.microsoft.com/office/word/2016/wordml/cid" xmlns:w16="http://schemas.microsoft.com/office/word/2018/wordml" xmlns:w16du="http://schemas.microsoft.com/office/word/2023/wordml/word16du" xmlns:w16sdtdh="http://schemas.microsoft.com/office/word/2020/wordml/sdtdatahash" xmlns:w16se="http://schemas.microsoft.com/office/word/2015/wordml/symex" xmlns:wpg="http://schemas.microsoft.com/office/word/2010/wordprocessingGroup" xmlns:wpi="http://schemas.microsoft.com/office/word/2010/wordprocessingInk" xmlns:wne="http://schemas.microsoft.com/office/word/2006/wordml" xmlns:wps="http://schemas.microsoft.com/office/word/2010/wordprocessingShape" mc:Ignorable="w14 w15 w16se w16cid w16 w16cex w16sdtdh w16du wp14">
+<w:numbering xmlns:wpc="http://schemas.microsoft.com/office/word/2010/wordprocessingCanvas" xmlns:cx="http://schemas.microsoft.com/office/drawing/2014/chartex" xmlns:cx1="http://schemas.microsoft.com/office/drawing/2015/9/8/chartex" xmlns:cx2="http://schemas.microsoft.com/office/drawing/2015/10/21/chartex" xmlns:cx3="http://schemas.microsoft.com/office/drawing/2016/5/9/chartex" xmlns:cx4="http://schemas.microsoft.com/office/drawing/2016/5/10/chartex" xmlns:cx5="http://schemas.microsoft.com/office/drawing/2016/5/11/chartex" xmlns:cx6="http://schemas.microsoft.com/office/drawing/2016/5/12/chartex" xmlns:cx7="http://schemas.microsoft.com/office/drawing/2016/5/13/chartex" xmlns:cx8="http://schemas.microsoft.com/office/drawing/2016/5/14/chartex" xmlns:mc="http://schemas.openxmlformats.org/markup-compatibility/2006" xmlns:aink="http://schemas.microsoft.com/office/drawing/2016/ink" xmlns:am3d="http://schemas.microsoft.com/office/drawing/2017/model3d" xmlns:o="urn:schemas-microsoft-com:office:office" xmlns:oel="http://schemas.microsoft.com/office/2019/extlst" xmlns:r="http://schemas.openxmlformats.org/officeDocument/2006/relationships" xmlns:m="http://schemas.openxmlformats.org/officeDocument/2006/math" xmlns:v="urn:schemas-microsoft-com:vml" xmlns:wp14="http://schemas.microsoft.com/office/word/2010/wordprocessingDrawing" xmlns:wp="http://schemas.openxmlformats.org/drawingml/2006/wordprocessingDrawing" xmlns:w10="urn:schemas-microsoft-com:office:word" xmlns:w="http://schemas.openxmlformats.org/wordprocessingml/2006/main" xmlns:w14="http://schemas.microsoft.com/office/word/2010/wordml" xmlns:w15="http://schemas.microsoft.com/office/word/2012/wordml" xmlns:w16cex="http://schemas.microsoft.com/office/word/2018/wordml/cex" xmlns:w16cid="http://schemas.microsoft.com/office/word/2016/wordml/cid" xmlns:w16="http://schemas.microsoft.com/office/word/2018/wordml" xmlns:w16du="http://schemas.microsoft.com/office/word/2023/wordml/word16du" xmlns:w16sdtdh="http://schemas.microsoft.com/office/word/2020/wordml/sdtdatahash" xmlns:w16sdtfl="http://schemas.microsoft.com/office/word/2024/wordml/sdtformatlock" xmlns:w16se="http://schemas.microsoft.com/office/word/2015/wordml/symex" xmlns:wpg="http://schemas.microsoft.com/office/word/2010/wordprocessingGroup" xmlns:wpi="http://schemas.microsoft.com/office/word/2010/wordprocessingInk" xmlns:wne="http://schemas.microsoft.com/office/word/2006/wordml" xmlns:wps="http://schemas.microsoft.com/office/word/2010/wordprocessingShape" mc:Ignorable="w14 w15 w16se w16cid w16 w16cex w16sdtdh w16sdtfl w16du wp14">
   <w:abstractNum w:abstractNumId="0" w15:restartNumberingAfterBreak="0">
     <w:nsid w:val="220B2586"/>
     <w:multiLevelType w:val="hybridMultilevel"/>
@@ -1692,8 +1774,16 @@
 </w:numbering>
 </file>
 
+<file path=word/people.xml><?xml version="1.0" encoding="utf-8"?>
+<w15:people xmlns:wpc="http://schemas.microsoft.com/office/word/2010/wordprocessingCanvas" xmlns:cx="http://schemas.microsoft.com/office/drawing/2014/chartex" xmlns:cx1="http://schemas.microsoft.com/office/drawing/2015/9/8/chartex" xmlns:cx2="http://schemas.microsoft.com/office/drawing/2015/10/21/chartex" xmlns:cx3="http://schemas.microsoft.com/office/drawing/2016/5/9/chartex" xmlns:cx4="http://schemas.microsoft.com/office/drawing/2016/5/10/chartex" xmlns:cx5="http://schemas.microsoft.com/office/drawing/2016/5/11/chartex" xmlns:cx6="http://schemas.microsoft.com/office/drawing/2016/5/12/chartex" xmlns:cx7="http://schemas.microsoft.com/office/drawing/2016/5/13/chartex" xmlns:cx8="http://schemas.microsoft.com/office/drawing/2016/5/14/chartex" xmlns:mc="http://schemas.openxmlformats.org/markup-compatibility/2006" xmlns:aink="http://schemas.microsoft.com/office/drawing/2016/ink" xmlns:am3d="http://schemas.microsoft.com/office/drawing/2017/model3d" xmlns:o="urn:schemas-microsoft-com:office:office" xmlns:oel="http://schemas.microsoft.com/office/2019/extlst" xmlns:r="http://schemas.openxmlformats.org/officeDocument/2006/relationships" xmlns:m="http://schemas.openxmlformats.org/officeDocument/2006/math" xmlns:v="urn:schemas-microsoft-com:vml" xmlns:wp14="http://schemas.microsoft.com/office/word/2010/wordprocessingDrawing" xmlns:wp="http://schemas.openxmlformats.org/drawingml/2006/wordprocessingDrawing" xmlns:w10="urn:schemas-microsoft-com:office:word" xmlns:w="http://schemas.openxmlformats.org/wordprocessingml/2006/main" xmlns:w14="http://schemas.microsoft.com/office/word/2010/wordml" xmlns:w15="http://schemas.microsoft.com/office/word/2012/wordml" xmlns:w16cex="http://schemas.microsoft.com/office/word/2018/wordml/cex" xmlns:w16cid="http://schemas.microsoft.com/office/word/2016/wordml/cid" xmlns:w16="http://schemas.microsoft.com/office/word/2018/wordml" xmlns:w16du="http://schemas.microsoft.com/office/word/2023/wordml/word16du" xmlns:w16sdtdh="http://schemas.microsoft.com/office/word/2020/wordml/sdtdatahash" xmlns:w16sdtfl="http://schemas.microsoft.com/office/word/2024/wordml/sdtformatlock" xmlns:w16se="http://schemas.microsoft.com/office/word/2015/wordml/symex" xmlns:wpg="http://schemas.microsoft.com/office/word/2010/wordprocessingGroup" xmlns:wpi="http://schemas.microsoft.com/office/word/2010/wordprocessingInk" xmlns:wne="http://schemas.microsoft.com/office/word/2006/wordml" xmlns:wps="http://schemas.microsoft.com/office/word/2010/wordprocessingShape" mc:Ignorable="w14 w15 w16se w16cid w16 w16cex w16sdtdh w16sdtfl w16du wp14">
+  <w15:person w15:author="Sandra Mingo Ramírez">
+    <w15:presenceInfo w15:providerId="AD" w15:userId="S::sandra.mingo@estudiante.uam.es::57fa5533-e9c4-42f5-99f3-97d4dcb50e63"/>
+  </w15:person>
+</w15:people>
+</file>
+
 <file path=word/styles.xml><?xml version="1.0" encoding="utf-8"?>
-<w:styles xmlns:mc="http://schemas.openxmlformats.org/markup-compatibility/2006" xmlns:r="http://schemas.openxmlformats.org/officeDocument/2006/relationships" xmlns:w="http://schemas.openxmlformats.org/wordprocessingml/2006/main" xmlns:w14="http://schemas.microsoft.com/office/word/2010/wordml" xmlns:w15="http://schemas.microsoft.com/office/word/2012/wordml" xmlns:w16cex="http://schemas.microsoft.com/office/word/2018/wordml/cex" xmlns:w16cid="http://schemas.microsoft.com/office/word/2016/wordml/cid" xmlns:w16="http://schemas.microsoft.com/office/word/2018/wordml" xmlns:w16du="http://schemas.microsoft.com/office/word/2023/wordml/word16du" xmlns:w16sdtdh="http://schemas.microsoft.com/office/word/2020/wordml/sdtdatahash" xmlns:w16se="http://schemas.microsoft.com/office/word/2015/wordml/symex" mc:Ignorable="w14 w15 w16se w16cid w16 w16cex w16sdtdh w16du">
+<w:styles xmlns:mc="http://schemas.openxmlformats.org/markup-compatibility/2006" xmlns:r="http://schemas.openxmlformats.org/officeDocument/2006/relationships" xmlns:w="http://schemas.openxmlformats.org/wordprocessingml/2006/main" xmlns:w14="http://schemas.microsoft.com/office/word/2010/wordml" xmlns:w15="http://schemas.microsoft.com/office/word/2012/wordml" xmlns:w16cex="http://schemas.microsoft.com/office/word/2018/wordml/cex" xmlns:w16cid="http://schemas.microsoft.com/office/word/2016/wordml/cid" xmlns:w16="http://schemas.microsoft.com/office/word/2018/wordml" xmlns:w16du="http://schemas.microsoft.com/office/word/2023/wordml/word16du" xmlns:w16sdtdh="http://schemas.microsoft.com/office/word/2020/wordml/sdtdatahash" xmlns:w16sdtfl="http://schemas.microsoft.com/office/word/2024/wordml/sdtformatlock" xmlns:w16se="http://schemas.microsoft.com/office/word/2015/wordml/symex" mc:Ignorable="w14 w15 w16se w16cid w16 w16cex w16sdtdh w16sdtfl w16du">
   <w:docDefaults>
     <w:rPrDefault>
       <w:rPr>
@@ -2619,6 +2709,72 @@
       <w:color w:val="666666"/>
     </w:rPr>
   </w:style>
+  <w:style w:type="character" w:styleId="Refdecomentario">
+    <w:name w:val="annotation reference"/>
+    <w:basedOn w:val="Fuentedeprrafopredeter"/>
+    <w:uiPriority w:val="99"/>
+    <w:semiHidden/>
+    <w:unhideWhenUsed/>
+    <w:rsid w:val="004061BD"/>
+    <w:rPr>
+      <w:sz w:val="16"/>
+      <w:szCs w:val="16"/>
+    </w:rPr>
+  </w:style>
+  <w:style w:type="paragraph" w:styleId="Textocomentario">
+    <w:name w:val="annotation text"/>
+    <w:basedOn w:val="Normal"/>
+    <w:link w:val="TextocomentarioCar"/>
+    <w:uiPriority w:val="99"/>
+    <w:unhideWhenUsed/>
+    <w:rsid w:val="004061BD"/>
+    <w:pPr>
+      <w:spacing w:line="240" w:lineRule="auto"/>
+    </w:pPr>
+    <w:rPr>
+      <w:sz w:val="20"/>
+      <w:szCs w:val="20"/>
+    </w:rPr>
+  </w:style>
+  <w:style w:type="character" w:customStyle="1" w:styleId="TextocomentarioCar">
+    <w:name w:val="Texto comentario Car"/>
+    <w:basedOn w:val="Fuentedeprrafopredeter"/>
+    <w:link w:val="Textocomentario"/>
+    <w:uiPriority w:val="99"/>
+    <w:rsid w:val="004061BD"/>
+    <w:rPr>
+      <w:sz w:val="20"/>
+      <w:szCs w:val="20"/>
+    </w:rPr>
+  </w:style>
+  <w:style w:type="paragraph" w:styleId="Asuntodelcomentario">
+    <w:name w:val="annotation subject"/>
+    <w:basedOn w:val="Textocomentario"/>
+    <w:next w:val="Textocomentario"/>
+    <w:link w:val="AsuntodelcomentarioCar"/>
+    <w:uiPriority w:val="99"/>
+    <w:semiHidden/>
+    <w:unhideWhenUsed/>
+    <w:rsid w:val="004061BD"/>
+    <w:rPr>
+      <w:b/>
+      <w:bCs/>
+    </w:rPr>
+  </w:style>
+  <w:style w:type="character" w:customStyle="1" w:styleId="AsuntodelcomentarioCar">
+    <w:name w:val="Asunto del comentario Car"/>
+    <w:basedOn w:val="TextocomentarioCar"/>
+    <w:link w:val="Asuntodelcomentario"/>
+    <w:uiPriority w:val="99"/>
+    <w:semiHidden/>
+    <w:rsid w:val="004061BD"/>
+    <w:rPr>
+      <w:b/>
+      <w:bCs/>
+      <w:sz w:val="20"/>
+      <w:szCs w:val="20"/>
+    </w:rPr>
+  </w:style>
 </w:styles>
 </file>
 
